--- a/s-s-event-bogor/print-notebooks/00-overview/03-triage-card.docx
+++ b/s-s-event-bogor/print-notebooks/00-overview/03-triage-card.docx
@@ -11,7 +11,7 @@
           <w:rFonts w:ascii="Arial" w:hAnsi="Arial"/>
           <w:b w:val="0"/>
           <w:color w:val="0A5455"/>
-          <w:sz w:val="32"/>
+          <w:sz w:val="20"/>
         </w:rPr>
         <w:t>Ocean Accounting Clinic -- Facilitator Triage Card</w:t>
       </w:r>
@@ -22,7 +22,7 @@
           <w:rFonts w:ascii="Arial" w:hAnsi="Arial"/>
           <w:b w:val="0"/>
           <w:color w:val="3B9C7B"/>
-          <w:sz w:val="22"/>
+          <w:sz w:val="20"/>
         </w:rPr>
         <w:t>S-S Ocean Accounting Exchange 2026, Bogor</w:t>
       </w:r>
@@ -33,7 +33,7 @@
           <w:rFonts w:ascii="Arial" w:hAnsi="Arial"/>
           <w:b w:val="0"/>
           <w:color w:val="0A5455"/>
-          <w:sz w:val="28"/>
+          <w:sz w:val="20"/>
         </w:rPr>
         <w:t>Step 1: Ask three questions</w:t>
       </w:r>
@@ -72,12 +72,15 @@
       </w:r>
     </w:p>
     <w:p>
+      <w:pPr>
+        <w:keepNext/>
+      </w:pPr>
       <w:r>
         <w:rPr>
           <w:rFonts w:ascii="Arial" w:hAnsi="Arial"/>
           <w:b w:val="0"/>
           <w:color w:val="0A5455"/>
-          <w:sz w:val="28"/>
+          <w:sz w:val="20"/>
         </w:rPr>
         <w:t>Step 2: Direct to the right pathway</w:t>
       </w:r>
@@ -696,7 +699,7 @@
           <w:rFonts w:ascii="Arial" w:hAnsi="Arial"/>
           <w:b w:val="0"/>
           <w:color w:val="0A5455"/>
-          <w:sz w:val="28"/>
+          <w:sz w:val="20"/>
         </w:rPr>
         <w:t>Step 3: Walk through with them</w:t>
       </w:r>
@@ -746,12 +749,15 @@
       </w:r>
     </w:p>
     <w:p>
+      <w:pPr>
+        <w:keepNext/>
+      </w:pPr>
       <w:r>
         <w:rPr>
           <w:rFonts w:ascii="Arial" w:hAnsi="Arial"/>
           <w:b w:val="0"/>
           <w:color w:val="0A5455"/>
-          <w:sz w:val="28"/>
+          <w:sz w:val="20"/>
         </w:rPr>
         <w:t>Facilitator specializations</w:t>
       </w:r>
@@ -1009,7 +1015,7 @@
           <w:rFonts w:ascii="Arial" w:hAnsi="Arial"/>
           <w:b w:val="0"/>
           <w:color w:val="0A5455"/>
-          <w:sz w:val="28"/>
+          <w:sz w:val="20"/>
         </w:rPr>
         <w:t>Key reminders</w:t>
       </w:r>

--- a/s-s-event-bogor/print-notebooks/00-overview/03-triage-card.docx
+++ b/s-s-event-bogor/print-notebooks/00-overview/03-triage-card.docx
@@ -11,7 +11,7 @@
           <w:rFonts w:ascii="Arial" w:hAnsi="Arial"/>
           <w:b w:val="0"/>
           <w:color w:val="0A5455"/>
-          <w:sz w:val="20"/>
+          <w:sz w:val="32"/>
         </w:rPr>
         <w:t>Ocean Accounting Clinic -- Facilitator Triage Card</w:t>
       </w:r>
@@ -22,7 +22,7 @@
           <w:rFonts w:ascii="Arial" w:hAnsi="Arial"/>
           <w:b w:val="0"/>
           <w:color w:val="3B9C7B"/>
-          <w:sz w:val="20"/>
+          <w:sz w:val="22"/>
         </w:rPr>
         <w:t>S-S Ocean Accounting Exchange 2026, Bogor</w:t>
       </w:r>
@@ -33,7 +33,7 @@
           <w:rFonts w:ascii="Arial" w:hAnsi="Arial"/>
           <w:b w:val="0"/>
           <w:color w:val="0A5455"/>
-          <w:sz w:val="20"/>
+          <w:sz w:val="28"/>
         </w:rPr>
         <w:t>Step 1: Ask three questions</w:t>
       </w:r>
@@ -46,7 +46,62 @@
           <w:color w:val="30302F"/>
           <w:sz w:val="20"/>
         </w:rPr>
-        <w:t>1. What account type do you want to build? (Extent / Condition / Services / Unsure)</w:t>
+        <w:t>1. What account type do you want to build?</w:t>
+      </w:r>
+    </w:p>
+    <w:p>
+      <w:r>
+        <w:rPr>
+          <w:rFonts w:ascii="Arial" w:hAnsi="Arial"/>
+          <w:b w:val="0"/>
+          <w:color w:val="30302F"/>
+          <w:sz w:val="20"/>
+        </w:rPr>
+        <w:t xml:space="preserve">   - Extent, Condition, Services (SEEA-EA ecological)</w:t>
+      </w:r>
+    </w:p>
+    <w:p>
+      <w:r>
+        <w:rPr>
+          <w:rFonts w:ascii="Arial" w:hAnsi="Arial"/>
+          <w:b w:val="0"/>
+          <w:color w:val="30302F"/>
+          <w:sz w:val="20"/>
+        </w:rPr>
+        <w:t xml:space="preserve">   - Ocean Economy or Tourism (SNA economic)</w:t>
+      </w:r>
+    </w:p>
+    <w:p>
+      <w:r>
+        <w:rPr>
+          <w:rFonts w:ascii="Arial" w:hAnsi="Arial"/>
+          <w:b w:val="0"/>
+          <w:color w:val="30302F"/>
+          <w:sz w:val="20"/>
+        </w:rPr>
+        <w:t xml:space="preserve">   - Waste and Emissions (SEEA-CF environmental flows)</w:t>
+      </w:r>
+    </w:p>
+    <w:p>
+      <w:r>
+        <w:rPr>
+          <w:rFonts w:ascii="Arial" w:hAnsi="Arial"/>
+          <w:b w:val="0"/>
+          <w:color w:val="30302F"/>
+          <w:sz w:val="20"/>
+        </w:rPr>
+        <w:t xml:space="preserve">   - Social and Governance (GOAP social dimensions)</w:t>
+      </w:r>
+    </w:p>
+    <w:p>
+      <w:r>
+        <w:rPr>
+          <w:rFonts w:ascii="Arial" w:hAnsi="Arial"/>
+          <w:b w:val="0"/>
+          <w:color w:val="30302F"/>
+          <w:sz w:val="20"/>
+        </w:rPr>
+        <w:t xml:space="preserve">   - I don't know yet -&gt; diagnostic tool</w:t>
       </w:r>
     </w:p>
     <w:p>
@@ -72,15 +127,12 @@
       </w:r>
     </w:p>
     <w:p>
-      <w:pPr>
-        <w:keepNext/>
-      </w:pPr>
       <w:r>
         <w:rPr>
           <w:rFonts w:ascii="Arial" w:hAnsi="Arial"/>
           <w:b w:val="0"/>
           <w:color w:val="0A5455"/>
-          <w:sz w:val="20"/>
+          <w:sz w:val="28"/>
         </w:rPr>
         <w:t>Step 2: Direct to the right pathway</w:t>
       </w:r>
@@ -636,6 +688,290 @@
                 <w:color w:val="FFFFFF"/>
                 <w:sz w:val="20"/>
               </w:rPr>
+              <w:t>Ocean economy (GDP)</w:t>
+            </w:r>
+          </w:p>
+        </w:tc>
+        <w:tc>
+          <w:tcPr>
+            <w:tcW w:type="dxa" w:w="2635"/>
+          </w:tcPr>
+          <w:p>
+            <w:r/>
+            <w:r>
+              <w:rPr>
+                <w:rFonts w:ascii="Arial" w:hAnsi="Arial"/>
+                <w:b w:val="0"/>
+                <w:color w:val="30302F"/>
+                <w:sz w:val="20"/>
+              </w:rPr>
+              <w:t>National statistics/SUT</w:t>
+            </w:r>
+          </w:p>
+        </w:tc>
+        <w:tc>
+          <w:tcPr>
+            <w:tcW w:type="dxa" w:w="2635"/>
+          </w:tcPr>
+          <w:p>
+            <w:r/>
+            <w:r>
+              <w:rPr>
+                <w:rFonts w:ascii="Arial" w:hAnsi="Arial"/>
+                <w:b w:val="0"/>
+                <w:color w:val="30302F"/>
+                <w:sz w:val="20"/>
+              </w:rPr>
+              <w:t>economic/ OESA</w:t>
+            </w:r>
+          </w:p>
+        </w:tc>
+        <w:tc>
+          <w:tcPr>
+            <w:tcW w:type="dxa" w:w="2635"/>
+          </w:tcPr>
+          <w:p>
+            <w:r/>
+            <w:r>
+              <w:rPr>
+                <w:rFonts w:ascii="Arial" w:hAnsi="Arial"/>
+                <w:b w:val="0"/>
+                <w:color w:val="30302F"/>
+                <w:sz w:val="20"/>
+              </w:rPr>
+              <w:t>OESA guidance</w:t>
+            </w:r>
+          </w:p>
+        </w:tc>
+      </w:tr>
+      <w:tr>
+        <w:tc>
+          <w:tcPr>
+            <w:tcW w:type="dxa" w:w="2635"/>
+            <w:shd w:fill="0A5455"/>
+          </w:tcPr>
+          <w:p>
+            <w:r/>
+            <w:r>
+              <w:rPr>
+                <w:rFonts w:ascii="Arial" w:hAnsi="Arial"/>
+                <w:b/>
+                <w:color w:val="FFFFFF"/>
+                <w:sz w:val="20"/>
+              </w:rPr>
+              <w:t>Ocean tourism</w:t>
+            </w:r>
+          </w:p>
+        </w:tc>
+        <w:tc>
+          <w:tcPr>
+            <w:tcW w:type="dxa" w:w="2635"/>
+          </w:tcPr>
+          <w:p>
+            <w:r/>
+            <w:r>
+              <w:rPr>
+                <w:rFonts w:ascii="Arial" w:hAnsi="Arial"/>
+                <w:b w:val="0"/>
+                <w:color w:val="30302F"/>
+                <w:sz w:val="20"/>
+              </w:rPr>
+              <w:t>Tourism statistics</w:t>
+            </w:r>
+          </w:p>
+        </w:tc>
+        <w:tc>
+          <w:tcPr>
+            <w:tcW w:type="dxa" w:w="2635"/>
+          </w:tcPr>
+          <w:p>
+            <w:r/>
+            <w:r>
+              <w:rPr>
+                <w:rFonts w:ascii="Arial" w:hAnsi="Arial"/>
+                <w:b w:val="0"/>
+                <w:color w:val="30302F"/>
+                <w:sz w:val="20"/>
+              </w:rPr>
+              <w:t>tourism/ OTSA</w:t>
+            </w:r>
+          </w:p>
+        </w:tc>
+        <w:tc>
+          <w:tcPr>
+            <w:tcW w:type="dxa" w:w="2635"/>
+          </w:tcPr>
+          <w:p>
+            <w:r/>
+            <w:r>
+              <w:rPr>
+                <w:rFonts w:ascii="Arial" w:hAnsi="Arial"/>
+                <w:b w:val="0"/>
+                <w:color w:val="30302F"/>
+                <w:sz w:val="20"/>
+              </w:rPr>
+              <w:t>OTSA guidance</w:t>
+            </w:r>
+          </w:p>
+        </w:tc>
+      </w:tr>
+      <w:tr>
+        <w:tc>
+          <w:tcPr>
+            <w:tcW w:type="dxa" w:w="2635"/>
+            <w:shd w:fill="0A5455"/>
+          </w:tcPr>
+          <w:p>
+            <w:r/>
+            <w:r>
+              <w:rPr>
+                <w:rFonts w:ascii="Arial" w:hAnsi="Arial"/>
+                <w:b/>
+                <w:color w:val="FFFFFF"/>
+                <w:sz w:val="20"/>
+              </w:rPr>
+              <w:t>Waste/pollution</w:t>
+            </w:r>
+          </w:p>
+        </w:tc>
+        <w:tc>
+          <w:tcPr>
+            <w:tcW w:type="dxa" w:w="2635"/>
+          </w:tcPr>
+          <w:p>
+            <w:r/>
+            <w:r>
+              <w:rPr>
+                <w:rFonts w:ascii="Arial" w:hAnsi="Arial"/>
+                <w:b w:val="0"/>
+                <w:color w:val="30302F"/>
+                <w:sz w:val="20"/>
+              </w:rPr>
+              <w:t>Waste/water quality data</w:t>
+            </w:r>
+          </w:p>
+        </w:tc>
+        <w:tc>
+          <w:tcPr>
+            <w:tcW w:type="dxa" w:w="2635"/>
+          </w:tcPr>
+          <w:p>
+            <w:r/>
+            <w:r>
+              <w:rPr>
+                <w:rFonts w:ascii="Arial" w:hAnsi="Arial"/>
+                <w:b w:val="0"/>
+                <w:color w:val="30302F"/>
+                <w:sz w:val="20"/>
+              </w:rPr>
+              <w:t>waste/</w:t>
+            </w:r>
+          </w:p>
+        </w:tc>
+        <w:tc>
+          <w:tcPr>
+            <w:tcW w:type="dxa" w:w="2635"/>
+          </w:tcPr>
+          <w:p>
+            <w:r/>
+            <w:r>
+              <w:rPr>
+                <w:rFonts w:ascii="Arial" w:hAnsi="Arial"/>
+                <w:b w:val="0"/>
+                <w:color w:val="30302F"/>
+                <w:sz w:val="20"/>
+              </w:rPr>
+              <w:t>SEEA-CF templates</w:t>
+            </w:r>
+          </w:p>
+        </w:tc>
+      </w:tr>
+      <w:tr>
+        <w:tc>
+          <w:tcPr>
+            <w:tcW w:type="dxa" w:w="2635"/>
+            <w:shd w:fill="0A5455"/>
+          </w:tcPr>
+          <w:p>
+            <w:r/>
+            <w:r>
+              <w:rPr>
+                <w:rFonts w:ascii="Arial" w:hAnsi="Arial"/>
+                <w:b/>
+                <w:color w:val="FFFFFF"/>
+                <w:sz w:val="20"/>
+              </w:rPr>
+              <w:t>Social/governance</w:t>
+            </w:r>
+          </w:p>
+        </w:tc>
+        <w:tc>
+          <w:tcPr>
+            <w:tcW w:type="dxa" w:w="2635"/>
+          </w:tcPr>
+          <w:p>
+            <w:r/>
+            <w:r>
+              <w:rPr>
+                <w:rFonts w:ascii="Arial" w:hAnsi="Arial"/>
+                <w:b w:val="0"/>
+                <w:color w:val="30302F"/>
+                <w:sz w:val="20"/>
+              </w:rPr>
+              <w:t>Census, surveys</w:t>
+            </w:r>
+          </w:p>
+        </w:tc>
+        <w:tc>
+          <w:tcPr>
+            <w:tcW w:type="dxa" w:w="2635"/>
+          </w:tcPr>
+          <w:p>
+            <w:r/>
+            <w:r>
+              <w:rPr>
+                <w:rFonts w:ascii="Arial" w:hAnsi="Arial"/>
+                <w:b w:val="0"/>
+                <w:color w:val="30302F"/>
+                <w:sz w:val="20"/>
+              </w:rPr>
+              <w:t>social/ scoping</w:t>
+            </w:r>
+          </w:p>
+        </w:tc>
+        <w:tc>
+          <w:tcPr>
+            <w:tcW w:type="dxa" w:w="2635"/>
+          </w:tcPr>
+          <w:p>
+            <w:r/>
+            <w:r>
+              <w:rPr>
+                <w:rFonts w:ascii="Arial" w:hAnsi="Arial"/>
+                <w:b w:val="0"/>
+                <w:color w:val="30302F"/>
+                <w:sz w:val="20"/>
+              </w:rPr>
+              <w:t>GOAP social framework</w:t>
+            </w:r>
+          </w:p>
+        </w:tc>
+      </w:tr>
+      <w:tr>
+        <w:tc>
+          <w:tcPr>
+            <w:tcW w:type="dxa" w:w="2635"/>
+            <w:shd w:fill="0A5455"/>
+          </w:tcPr>
+          <w:p>
+            <w:r/>
+            <w:r>
+              <w:rPr>
+                <w:rFonts w:ascii="Arial" w:hAnsi="Arial"/>
+                <w:b/>
+                <w:color w:val="FFFFFF"/>
+                <w:sz w:val="20"/>
+              </w:rPr>
               <w:t>Don't know</w:t>
             </w:r>
           </w:p>
@@ -699,7 +1035,7 @@
           <w:rFonts w:ascii="Arial" w:hAnsi="Arial"/>
           <w:b w:val="0"/>
           <w:color w:val="0A5455"/>
-          <w:sz w:val="20"/>
+          <w:sz w:val="28"/>
         </w:rPr>
         <w:t>Step 3: Walk through with them</w:t>
       </w:r>
@@ -749,15 +1085,12 @@
       </w:r>
     </w:p>
     <w:p>
-      <w:pPr>
-        <w:keepNext/>
-      </w:pPr>
       <w:r>
         <w:rPr>
           <w:rFonts w:ascii="Arial" w:hAnsi="Arial"/>
           <w:b w:val="0"/>
           <w:color w:val="0A5455"/>
-          <w:sz w:val="20"/>
+          <w:sz w:val="28"/>
         </w:rPr>
         <w:t>Facilitator specializations</w:t>
       </w:r>
@@ -1015,7 +1348,7 @@
           <w:rFonts w:ascii="Arial" w:hAnsi="Arial"/>
           <w:b w:val="0"/>
           <w:color w:val="0A5455"/>
-          <w:sz w:val="20"/>
+          <w:sz w:val="28"/>
         </w:rPr>
         <w:t>Key reminders</w:t>
       </w:r>

--- a/s-s-event-bogor/print-notebooks/00-overview/03-triage-card.docx
+++ b/s-s-event-bogor/print-notebooks/00-overview/03-triage-card.docx
@@ -31,6 +31,44 @@
       <w:r>
         <w:rPr>
           <w:rFonts w:ascii="Arial" w:hAnsi="Arial"/>
+          <w:b/>
+          <w:color w:val="0A5455"/>
+          <w:sz w:val="22"/>
+        </w:rPr>
+        <w:t>Ocean Accounts is one integrated framework.</w:t>
+      </w:r>
+      <w:r>
+        <w:rPr>
+          <w:rFonts w:ascii="Arial" w:hAnsi="Arial"/>
+          <w:b w:val="0"/>
+          <w:color w:val="30302F"/>
+          <w:sz w:val="20"/>
+        </w:rPr>
+        <w:t xml:space="preserve"> All components (environment, economy, society, governance, pollution) share the same spatial foundation (Basic Spatial Units) and connect to each other. You compile once and report to many policy instruments. This card helps fellows choose </w:t>
+      </w:r>
+      <w:r>
+        <w:rPr>
+          <w:rFonts w:ascii="Arial" w:hAnsi="Arial"/>
+          <w:b/>
+          <w:color w:val="0A5455"/>
+          <w:sz w:val="20"/>
+        </w:rPr>
+        <w:t>where to start</w:t>
+      </w:r>
+      <w:r>
+        <w:rPr>
+          <w:rFonts w:ascii="Arial" w:hAnsi="Arial"/>
+          <w:b w:val="0"/>
+          <w:color w:val="30302F"/>
+          <w:sz w:val="20"/>
+        </w:rPr>
+        <w:t xml:space="preserve"> -- not which account to build in isolation.</w:t>
+      </w:r>
+    </w:p>
+    <w:p>
+      <w:r>
+        <w:rPr>
+          <w:rFonts w:ascii="Arial" w:hAnsi="Arial"/>
           <w:b w:val="0"/>
           <w:color w:val="0A5455"/>
           <w:sz w:val="28"/>
@@ -46,7 +84,7 @@
           <w:color w:val="30302F"/>
           <w:sz w:val="20"/>
         </w:rPr>
-        <w:t>1. What account type do you want to build?</w:t>
+        <w:t>1. What is your policy priority? (This determines your starting point.)</w:t>
       </w:r>
     </w:p>
     <w:p>
